--- a/docs/review/packs/chapter-3.9.docx
+++ b/docs/review/packs/chapter-3.9.docx
@@ -285,7 +285,7 @@
           </w:tcPr>
           <w:p>
             <w:r>
-              <w:t>53</w:t>
+              <w:t>69</w:t>
             </w:r>
           </w:p>
         </w:tc>
@@ -2615,7 +2615,7 @@
           </w:tcPr>
           <w:p>
             <w:r>
-              <w:t>Use valgus stress radiography where the grade decides the treatment.</w:t>
+              <w:t>Read opening in full extension as implicating the posteromedial structures.</w:t>
             </w:r>
           </w:p>
         </w:tc>
@@ -2681,7 +2681,7 @@
           </w:tcPr>
           <w:p>
             <w:r>
-              <w:t>Expect a healed ligament to be functional at a greater length than the original.</w:t>
+              <w:t>Use valgus stress radiography where the grade decides the treatment.</w:t>
             </w:r>
           </w:p>
         </w:tc>
@@ -2737,7 +2737,7 @@
           </w:tcPr>
           <w:p>
             <w:r>
-              <w:t>frcs</w:t>
+              <w:t>mrcs</w:t>
             </w:r>
           </w:p>
         </w:tc>
@@ -2747,7 +2747,7 @@
           </w:tcPr>
           <w:p>
             <w:r>
-              <w:t>Treat valgus laxity as the finding that is easy to measure and easy to over-read in isolation.</w:t>
+              <w:t>Expect a healed ligament to be functional at a greater length than the original.</w:t>
             </w:r>
           </w:p>
         </w:tc>
@@ -2813,7 +2813,7 @@
           </w:tcPr>
           <w:p>
             <w:r>
-              <w:t>Assess rotation, because rotatory laxity implicates the corner.</w:t>
+              <w:t>Treat valgus laxity as the finding that is easy to measure and easy to over-read in isolation.</w:t>
             </w:r>
           </w:p>
         </w:tc>
@@ -2849,7 +2849,7 @@
           </w:tcPr>
           <w:p>
             <w:r>
-              <w:t>3.9.2-P1</w:t>
+              <w:t>3.9.1-P5</w:t>
             </w:r>
           </w:p>
         </w:tc>
@@ -2859,7 +2859,7 @@
           </w:tcPr>
           <w:p>
             <w:r>
-              <w:t>3.9.2</w:t>
+              <w:t>3.9.1</w:t>
             </w:r>
           </w:p>
         </w:tc>
@@ -2869,7 +2869,7 @@
           </w:tcPr>
           <w:p>
             <w:r>
-              <w:t>mrcs</w:t>
+              <w:t>frcs</w:t>
             </w:r>
           </w:p>
         </w:tc>
@@ -2879,7 +2879,7 @@
           </w:tcPr>
           <w:p>
             <w:r>
-              <w:t>Assess external rotation as well as valgus on the medial side.</w:t>
+              <w:t>Assess rotation, because rotatory laxity implicates the corner.</w:t>
             </w:r>
           </w:p>
         </w:tc>
@@ -2915,7 +2915,7 @@
           </w:tcPr>
           <w:p>
             <w:r>
-              <w:t>3.9.2-P2</w:t>
+              <w:t>3.9.2-P1</w:t>
             </w:r>
           </w:p>
         </w:tc>
@@ -2945,7 +2945,7 @@
           </w:tcPr>
           <w:p>
             <w:r>
-              <w:t>Expect a larger rotatory laxity where a cruciate is also injured.</w:t>
+              <w:t>Assess external rotation as well as valgus on the medial side.</w:t>
             </w:r>
           </w:p>
         </w:tc>
@@ -2981,7 +2981,7 @@
           </w:tcPr>
           <w:p>
             <w:r>
-              <w:t>3.9.2-P3</w:t>
+              <w:t>3.9.2-P2</w:t>
             </w:r>
           </w:p>
         </w:tc>
@@ -3011,7 +3011,7 @@
           </w:tcPr>
           <w:p>
             <w:r>
-              <w:t>Treat the absence of a reproducible instrument as a reason to examine under anaesthetic.</w:t>
+              <w:t>Expect a larger rotatory laxity where a cruciate is also injured.</w:t>
             </w:r>
           </w:p>
         </w:tc>
@@ -3047,7 +3047,7 @@
           </w:tcPr>
           <w:p>
             <w:r>
-              <w:t>3.9.2-P4</w:t>
+              <w:t>3.9.2-P3</w:t>
             </w:r>
           </w:p>
         </w:tc>
@@ -3077,7 +3077,7 @@
           </w:tcPr>
           <w:p>
             <w:r>
-              <w:t>Consider the meniscal attachment, since the deep layer attaches to it.</w:t>
+              <w:t>Treat the absence of a reproducible instrument as a reason to examine under anaesthetic.</w:t>
             </w:r>
           </w:p>
         </w:tc>
@@ -3113,7 +3113,7 @@
           </w:tcPr>
           <w:p>
             <w:r>
-              <w:t>3.9.2-P5</w:t>
+              <w:t>3.9.2-P4</w:t>
             </w:r>
           </w:p>
         </w:tc>
@@ -3133,7 +3133,7 @@
           </w:tcPr>
           <w:p>
             <w:r>
-              <w:t>frcs</w:t>
+              <w:t>mrcs</w:t>
             </w:r>
           </w:p>
         </w:tc>
@@ -3143,7 +3143,7 @@
           </w:tcPr>
           <w:p>
             <w:r>
-              <w:t>Treat rotational laxity as the finding that decides whether a medial injury is operative, and valgus laxity as the finding that is easier to obtain.</w:t>
+              <w:t>Consider the meniscal attachment, since the deep layer attaches to it.</w:t>
             </w:r>
           </w:p>
         </w:tc>
@@ -3179,7 +3179,7 @@
           </w:tcPr>
           <w:p>
             <w:r>
-              <w:t>3.9.2-P6</w:t>
+              <w:t>3.9.2-P5</w:t>
             </w:r>
           </w:p>
         </w:tc>
@@ -3209,7 +3209,7 @@
           </w:tcPr>
           <w:p>
             <w:r>
-              <w:t>Examine under anaesthetic, since no instrument substitutes.</w:t>
+              <w:t>Treat rotational laxity as the finding that decides whether a medial injury is operative, and valgus laxity as the finding that is easier to obtain.</w:t>
             </w:r>
           </w:p>
         </w:tc>
@@ -3245,7 +3245,7 @@
           </w:tcPr>
           <w:p>
             <w:r>
-              <w:t>3.9.3-P1</w:t>
+              <w:t>3.9.2-P6</w:t>
             </w:r>
           </w:p>
         </w:tc>
@@ -3255,7 +3255,7 @@
           </w:tcPr>
           <w:p>
             <w:r>
-              <w:t>3.9.3</w:t>
+              <w:t>3.9.2</w:t>
             </w:r>
           </w:p>
         </w:tc>
@@ -3265,7 +3265,7 @@
           </w:tcPr>
           <w:p>
             <w:r>
-              <w:t>mrcs</w:t>
+              <w:t>frcs</w:t>
             </w:r>
           </w:p>
         </w:tc>
@@ -3275,7 +3275,7 @@
           </w:tcPr>
           <w:p>
             <w:r>
-              <w:t>Localise the injury proximally or distally, since healing differs.</w:t>
+              <w:t>Decide the operative question on rotational rather than coronal laxity.</w:t>
             </w:r>
           </w:p>
         </w:tc>
@@ -3311,7 +3311,7 @@
           </w:tcPr>
           <w:p>
             <w:r>
-              <w:t>3.9.3-P2</w:t>
+              <w:t>3.9.2-P7</w:t>
             </w:r>
           </w:p>
         </w:tc>
@@ -3321,7 +3321,7 @@
           </w:tcPr>
           <w:p>
             <w:r>
-              <w:t>3.9.3</w:t>
+              <w:t>3.9.2</w:t>
             </w:r>
           </w:p>
         </w:tc>
@@ -3331,7 +3331,7 @@
           </w:tcPr>
           <w:p>
             <w:r>
-              <w:t>mrcs</w:t>
+              <w:t>frcs</w:t>
             </w:r>
           </w:p>
         </w:tc>
@@ -3341,7 +3341,7 @@
           </w:tcPr>
           <w:p>
             <w:r>
-              <w:t>Expect healing with residual length rather than restored length.</w:t>
+              <w:t>Examine under anaesthetic, since no instrument substitutes.</w:t>
             </w:r>
           </w:p>
         </w:tc>
@@ -3377,7 +3377,7 @@
           </w:tcPr>
           <w:p>
             <w:r>
-              <w:t>3.9.3-P3</w:t>
+              <w:t>3.9.2-P8</w:t>
             </w:r>
           </w:p>
         </w:tc>
@@ -3387,7 +3387,7 @@
           </w:tcPr>
           <w:p>
             <w:r>
-              <w:t>3.9.3</w:t>
+              <w:t>3.9.2</w:t>
             </w:r>
           </w:p>
         </w:tc>
@@ -3397,7 +3397,7 @@
           </w:tcPr>
           <w:p>
             <w:r>
-              <w:t>mrcs</w:t>
+              <w:t>frcs</w:t>
             </w:r>
           </w:p>
         </w:tc>
@@ -3407,7 +3407,7 @@
           </w:tcPr>
           <w:p>
             <w:r>
-              <w:t>Place a reconstruction's femoral attachment proximal and posterior to the epicondyle.</w:t>
+              <w:t>Correct alignment where it would load the reconstruction.</w:t>
             </w:r>
           </w:p>
         </w:tc>
@@ -3443,7 +3443,7 @@
           </w:tcPr>
           <w:p>
             <w:r>
-              <w:t>3.9.3-P4</w:t>
+              <w:t>3.9.3-P1</w:t>
             </w:r>
           </w:p>
         </w:tc>
@@ -3463,7 +3463,7 @@
           </w:tcPr>
           <w:p>
             <w:r>
-              <w:t>frcs</w:t>
+              <w:t>mrcs</w:t>
             </w:r>
           </w:p>
         </w:tc>
@@ -3473,7 +3473,7 @@
           </w:tcPr>
           <w:p>
             <w:r>
-              <w:t>Treat this ligament's healing capacity as the governing fact of medial side management and as the reason the operative subgroup is narrow.</w:t>
+              <w:t>Localise the injury proximally or distally, since healing differs.</w:t>
             </w:r>
           </w:p>
         </w:tc>
@@ -3509,7 +3509,7 @@
           </w:tcPr>
           <w:p>
             <w:r>
-              <w:t>3.9.3-P5</w:t>
+              <w:t>3.9.3-P2</w:t>
             </w:r>
           </w:p>
         </w:tc>
@@ -3529,7 +3529,7 @@
           </w:tcPr>
           <w:p>
             <w:r>
-              <w:t>frcs</w:t>
+              <w:t>mrcs</w:t>
             </w:r>
           </w:p>
         </w:tc>
@@ -3539,7 +3539,7 @@
           </w:tcPr>
           <w:p>
             <w:r>
-              <w:t>Place the femoral attachment anatomically, since position sets the length change pattern.</w:t>
+              <w:t>Expect healing with residual length rather than restored length.</w:t>
             </w:r>
           </w:p>
         </w:tc>
@@ -3575,7 +3575,7 @@
           </w:tcPr>
           <w:p>
             <w:r>
-              <w:t>3.9.4-P1</w:t>
+              <w:t>3.9.3-P3</w:t>
             </w:r>
           </w:p>
         </w:tc>
@@ -3585,7 +3585,7 @@
           </w:tcPr>
           <w:p>
             <w:r>
-              <w:t>3.9.4</w:t>
+              <w:t>3.9.3</w:t>
             </w:r>
           </w:p>
         </w:tc>
@@ -3605,7 +3605,7 @@
           </w:tcPr>
           <w:p>
             <w:r>
-              <w:t>Expect isolated injury here to present as rotatory rather than coronal laxity.</w:t>
+              <w:t>Place a reconstruction's femoral attachment proximal and posterior to the epicondyle.</w:t>
             </w:r>
           </w:p>
         </w:tc>
@@ -3641,7 +3641,7 @@
           </w:tcPr>
           <w:p>
             <w:r>
-              <w:t>3.9.4-P2</w:t>
+              <w:t>3.9.3-P4</w:t>
             </w:r>
           </w:p>
         </w:tc>
@@ -3651,7 +3651,7 @@
           </w:tcPr>
           <w:p>
             <w:r>
-              <w:t>3.9.4</w:t>
+              <w:t>3.9.3</w:t>
             </w:r>
           </w:p>
         </w:tc>
@@ -3661,7 +3661,7 @@
           </w:tcPr>
           <w:p>
             <w:r>
-              <w:t>mrcs</w:t>
+              <w:t>frcs</w:t>
             </w:r>
           </w:p>
         </w:tc>
@@ -3671,7 +3671,7 @@
           </w:tcPr>
           <w:p>
             <w:r>
-              <w:t>Assess the layer and the meniscus together rather than separately.</w:t>
+              <w:t>Treat this ligament's healing capacity as the governing fact of medial side management and as the reason the operative subgroup is narrow.</w:t>
             </w:r>
           </w:p>
         </w:tc>
@@ -3707,7 +3707,7 @@
           </w:tcPr>
           <w:p>
             <w:r>
-              <w:t>3.9.4-P3</w:t>
+              <w:t>3.9.3-P5</w:t>
             </w:r>
           </w:p>
         </w:tc>
@@ -3717,7 +3717,7 @@
           </w:tcPr>
           <w:p>
             <w:r>
-              <w:t>3.9.4</w:t>
+              <w:t>3.9.3</w:t>
             </w:r>
           </w:p>
         </w:tc>
@@ -3737,7 +3737,7 @@
           </w:tcPr>
           <w:p>
             <w:r>
-              <w:t>Treat the meniscotibial attachment as the structure that links medial ligament injury to meniscal extrusion, and treat extrusion as the imaging sign that it has failed.</w:t>
+              <w:t>Reserve operative treatment for displacement, failed healing or rotatory laxity.</w:t>
             </w:r>
           </w:p>
         </w:tc>
@@ -3773,7 +3773,7 @@
           </w:tcPr>
           <w:p>
             <w:r>
-              <w:t>3.9.4-P4</w:t>
+              <w:t>3.9.3-P6</w:t>
             </w:r>
           </w:p>
         </w:tc>
@@ -3783,7 +3783,7 @@
           </w:tcPr>
           <w:p>
             <w:r>
-              <w:t>3.9.4</w:t>
+              <w:t>3.9.3</w:t>
             </w:r>
           </w:p>
         </w:tc>
@@ -3803,7 +3803,7 @@
           </w:tcPr>
           <w:p>
             <w:r>
-              <w:t>Measure meniscal extrusion in a medial ligament injury.</w:t>
+              <w:t>Place the femoral attachment anatomically, since position sets the length change pattern.</w:t>
             </w:r>
           </w:p>
         </w:tc>
@@ -3839,7 +3839,7 @@
           </w:tcPr>
           <w:p>
             <w:r>
-              <w:t>3.9.4-P5</w:t>
+              <w:t>3.9.3-P7</w:t>
             </w:r>
           </w:p>
         </w:tc>
@@ -3849,7 +3849,7 @@
           </w:tcPr>
           <w:p>
             <w:r>
-              <w:t>3.9.4</w:t>
+              <w:t>3.9.3</w:t>
             </w:r>
           </w:p>
         </w:tc>
@@ -3869,7 +3869,7 @@
           </w:tcPr>
           <w:p>
             <w:r>
-              <w:t>Repair the meniscotibial attachment where it is disrupted and repairable.</w:t>
+              <w:t>Correct a valgus limb that is loading the medial side.</w:t>
             </w:r>
           </w:p>
         </w:tc>
@@ -3905,7 +3905,7 @@
           </w:tcPr>
           <w:p>
             <w:r>
-              <w:t>3.9.4-P6</w:t>
+              <w:t>3.9.4-P1</w:t>
             </w:r>
           </w:p>
         </w:tc>
@@ -3925,7 +3925,7 @@
           </w:tcPr>
           <w:p>
             <w:r>
-              <w:t>frcs</w:t>
+              <w:t>mrcs</w:t>
             </w:r>
           </w:p>
         </w:tc>
@@ -3935,7 +3935,7 @@
           </w:tcPr>
           <w:p>
             <w:r>
-              <w:t>Treat the meniscal consequence as the one with the degenerative endpoint.</w:t>
+              <w:t>Expect isolated injury here to present as rotatory rather than coronal laxity.</w:t>
             </w:r>
           </w:p>
         </w:tc>
@@ -3971,7 +3971,7 @@
           </w:tcPr>
           <w:p>
             <w:r>
-              <w:t>3.9.5-P1</w:t>
+              <w:t>3.9.4-P2</w:t>
             </w:r>
           </w:p>
         </w:tc>
@@ -3981,7 +3981,7 @@
           </w:tcPr>
           <w:p>
             <w:r>
-              <w:t>3.9.5</w:t>
+              <w:t>3.9.4</w:t>
             </w:r>
           </w:p>
         </w:tc>
@@ -4001,7 +4001,7 @@
           </w:tcPr>
           <w:p>
             <w:r>
-              <w:t>Expect apportionment figures here to be less precise than for a discrete ligament.</w:t>
+              <w:t>Assess the layer and the meniscus together rather than separately.</w:t>
             </w:r>
           </w:p>
         </w:tc>
@@ -4037,7 +4037,7 @@
           </w:tcPr>
           <w:p>
             <w:r>
-              <w:t>3.9.5-P2</w:t>
+              <w:t>3.9.4-P3</w:t>
             </w:r>
           </w:p>
         </w:tc>
@@ -4047,7 +4047,7 @@
           </w:tcPr>
           <w:p>
             <w:r>
-              <w:t>3.9.5</w:t>
+              <w:t>3.9.4</w:t>
             </w:r>
           </w:p>
         </w:tc>
@@ -4067,7 +4067,7 @@
           </w:tcPr>
           <w:p>
             <w:r>
-              <w:t>Consider semimembranosus function as part of the dynamic restraint.</w:t>
+              <w:t>Accept that no clinical test isolates this layer.</w:t>
             </w:r>
           </w:p>
         </w:tc>
@@ -4103,7 +4103,7 @@
           </w:tcPr>
           <w:p>
             <w:r>
-              <w:t>3.9.5-P3</w:t>
+              <w:t>3.9.4-P4</w:t>
             </w:r>
           </w:p>
         </w:tc>
@@ -4113,7 +4113,7 @@
           </w:tcPr>
           <w:p>
             <w:r>
-              <w:t>3.9.5</w:t>
+              <w:t>3.9.4</w:t>
             </w:r>
           </w:p>
         </w:tc>
@@ -4133,7 +4133,7 @@
           </w:tcPr>
           <w:p>
             <w:r>
-              <w:t>Treat the posterior oblique ligament as the structure whose involvement converts a medial injury from non operative to operative, and treat the examination in extension as the way that is established.</w:t>
+              <w:t>Treat the meniscotibial attachment as the structure that links medial ligament injury to meniscal extrusion, and treat extrusion as the imaging sign that it has failed.</w:t>
             </w:r>
           </w:p>
         </w:tc>
@@ -4169,7 +4169,7 @@
           </w:tcPr>
           <w:p>
             <w:r>
-              <w:t>3.9.5-P4</w:t>
+              <w:t>3.9.4-P5</w:t>
             </w:r>
           </w:p>
         </w:tc>
@@ -4179,7 +4179,7 @@
           </w:tcPr>
           <w:p>
             <w:r>
-              <w:t>3.9.5</w:t>
+              <w:t>3.9.4</w:t>
             </w:r>
           </w:p>
         </w:tc>
@@ -4199,7 +4199,7 @@
           </w:tcPr>
           <w:p>
             <w:r>
-              <w:t>Address it in a chronic reconstruction even where the acute injury spared it.</w:t>
+              <w:t>Measure meniscal extrusion in a medial ligament injury.</w:t>
             </w:r>
           </w:p>
         </w:tc>
@@ -4235,7 +4235,7 @@
           </w:tcPr>
           <w:p>
             <w:r>
-              <w:t>3.9.5-P5</w:t>
+              <w:t>3.9.4-P6</w:t>
             </w:r>
           </w:p>
         </w:tc>
@@ -4245,7 +4245,7 @@
           </w:tcPr>
           <w:p>
             <w:r>
-              <w:t>3.9.5</w:t>
+              <w:t>3.9.4</w:t>
             </w:r>
           </w:p>
         </w:tc>
@@ -4265,7 +4265,7 @@
           </w:tcPr>
           <w:p>
             <w:r>
-              <w:t>Measure the result with stress radiography in extension as well as at 30 degrees.</w:t>
+              <w:t>Repair the meniscotibial attachment where it is disrupted and repairable.</w:t>
             </w:r>
           </w:p>
         </w:tc>
@@ -4301,7 +4301,7 @@
           </w:tcPr>
           <w:p>
             <w:r>
-              <w:t>3.9.6-P1</w:t>
+              <w:t>3.9.4-P7</w:t>
             </w:r>
           </w:p>
         </w:tc>
@@ -4311,7 +4311,7 @@
           </w:tcPr>
           <w:p>
             <w:r>
-              <w:t>3.9.6</w:t>
+              <w:t>3.9.4</w:t>
             </w:r>
           </w:p>
         </w:tc>
@@ -4321,7 +4321,7 @@
           </w:tcPr>
           <w:p>
             <w:r>
-              <w:t>mrcs</w:t>
+              <w:t>frcs</w:t>
             </w:r>
           </w:p>
         </w:tc>
@@ -4331,7 +4331,7 @@
           </w:tcPr>
           <w:p>
             <w:r>
-              <w:t>Examine in full extension to detect corner involvement.</w:t>
+              <w:t>Treat the meniscal consequence as the one with the degenerative endpoint.</w:t>
             </w:r>
           </w:p>
         </w:tc>
@@ -4367,7 +4367,7 @@
           </w:tcPr>
           <w:p>
             <w:r>
-              <w:t>3.9.6-P2</w:t>
+              <w:t>3.9.5-P1</w:t>
             </w:r>
           </w:p>
         </w:tc>
@@ -4377,7 +4377,7 @@
           </w:tcPr>
           <w:p>
             <w:r>
-              <w:t>3.9.6</w:t>
+              <w:t>3.9.5</w:t>
             </w:r>
           </w:p>
         </w:tc>
@@ -4397,7 +4397,7 @@
           </w:tcPr>
           <w:p>
             <w:r>
-              <w:t>Expect a combined superficial and corner injury to be considerably more lax than either alone.</w:t>
+              <w:t>Read opening in extension as implicating the posteromedial structures.</w:t>
             </w:r>
           </w:p>
         </w:tc>
@@ -4433,7 +4433,7 @@
           </w:tcPr>
           <w:p>
             <w:r>
-              <w:t>3.9.6-P3</w:t>
+              <w:t>3.9.5-P2</w:t>
             </w:r>
           </w:p>
         </w:tc>
@@ -4443,7 +4443,7 @@
           </w:tcPr>
           <w:p>
             <w:r>
-              <w:t>3.9.6</w:t>
+              <w:t>3.9.5</w:t>
             </w:r>
           </w:p>
         </w:tc>
@@ -4463,7 +4463,7 @@
           </w:tcPr>
           <w:p>
             <w:r>
-              <w:t>Treat the corner as a unit clinically, since no test separates its members.</w:t>
+              <w:t>Expect apportionment figures here to be less precise than for a discrete ligament.</w:t>
             </w:r>
           </w:p>
         </w:tc>
@@ -4499,7 +4499,7 @@
           </w:tcPr>
           <w:p>
             <w:r>
-              <w:t>3.9.6-P4</w:t>
+              <w:t>3.9.5-P3</w:t>
             </w:r>
           </w:p>
         </w:tc>
@@ -4509,7 +4509,7 @@
           </w:tcPr>
           <w:p>
             <w:r>
-              <w:t>3.9.6</w:t>
+              <w:t>3.9.5</w:t>
             </w:r>
           </w:p>
         </w:tc>
@@ -4519,7 +4519,7 @@
           </w:tcPr>
           <w:p>
             <w:r>
-              <w:t>frcs</w:t>
+              <w:t>mrcs</w:t>
             </w:r>
           </w:p>
         </w:tc>
@@ -4529,7 +4529,7 @@
           </w:tcPr>
           <w:p>
             <w:r>
-              <w:t>Treat the corner as the structure that decides the medial side's management.</w:t>
+              <w:t>Consider semimembranosus function as part of the dynamic restraint.</w:t>
             </w:r>
           </w:p>
         </w:tc>
@@ -4565,7 +4565,7 @@
           </w:tcPr>
           <w:p>
             <w:r>
-              <w:t>3.9.7-P1</w:t>
+              <w:t>3.9.5-P4</w:t>
             </w:r>
           </w:p>
         </w:tc>
@@ -4575,7 +4575,7 @@
           </w:tcPr>
           <w:p>
             <w:r>
-              <w:t>3.9.7</w:t>
+              <w:t>3.9.5</w:t>
             </w:r>
           </w:p>
         </w:tc>
@@ -4585,7 +4585,7 @@
           </w:tcPr>
           <w:p>
             <w:r>
-              <w:t>mrcs</w:t>
+              <w:t>frcs</w:t>
             </w:r>
           </w:p>
         </w:tc>
@@ -4595,7 +4595,7 @@
           </w:tcPr>
           <w:p>
             <w:r>
-              <w:t>Use the dial test at 30 and 90 degrees to separate medial from lateral rotatory involvement.</w:t>
+              <w:t>Treat the posterior oblique ligament as the structure whose involvement converts a medial injury from non operative to operative, and treat the examination in extension as the way that is established.</w:t>
             </w:r>
           </w:p>
         </w:tc>
@@ -4631,7 +4631,7 @@
           </w:tcPr>
           <w:p>
             <w:r>
-              <w:t>3.9.7-P2</w:t>
+              <w:t>3.9.5-P5</w:t>
             </w:r>
           </w:p>
         </w:tc>
@@ -4641,7 +4641,7 @@
           </w:tcPr>
           <w:p>
             <w:r>
-              <w:t>3.9.7</w:t>
+              <w:t>3.9.5</w:t>
             </w:r>
           </w:p>
         </w:tc>
@@ -4651,7 +4651,7 @@
           </w:tcPr>
           <w:p>
             <w:r>
-              <w:t>mrcs</w:t>
+              <w:t>frcs</w:t>
             </w:r>
           </w:p>
         </w:tc>
@@ -4661,7 +4661,7 @@
           </w:tcPr>
           <w:p>
             <w:r>
-              <w:t>Expect the pattern to be clearest under anaesthetic.</w:t>
+              <w:t>Address it in a chronic reconstruction even where the acute injury spared it.</w:t>
             </w:r>
           </w:p>
         </w:tc>
@@ -4697,7 +4697,7 @@
           </w:tcPr>
           <w:p>
             <w:r>
-              <w:t>3.9.7-P3</w:t>
+              <w:t>3.9.5-P6</w:t>
             </w:r>
           </w:p>
         </w:tc>
@@ -4707,7 +4707,7 @@
           </w:tcPr>
           <w:p>
             <w:r>
-              <w:t>3.9.7</w:t>
+              <w:t>3.9.5</w:t>
             </w:r>
           </w:p>
         </w:tc>
@@ -4717,7 +4717,7 @@
           </w:tcPr>
           <w:p>
             <w:r>
-              <w:t>mrcs</w:t>
+              <w:t>frcs</w:t>
             </w:r>
           </w:p>
         </w:tc>
@@ -4727,7 +4727,7 @@
           </w:tcPr>
           <w:p>
             <w:r>
-              <w:t>Treat the pattern as implying corner involvement.</w:t>
+              <w:t>Measure the result with stress radiography in extension as well as at 30 degrees.</w:t>
             </w:r>
           </w:p>
         </w:tc>
@@ -4763,7 +4763,7 @@
           </w:tcPr>
           <w:p>
             <w:r>
-              <w:t>3.9.7-P4</w:t>
+              <w:t>3.9.6-P1</w:t>
             </w:r>
           </w:p>
         </w:tc>
@@ -4773,7 +4773,7 @@
           </w:tcPr>
           <w:p>
             <w:r>
-              <w:t>3.9.7</w:t>
+              <w:t>3.9.6</w:t>
             </w:r>
           </w:p>
         </w:tc>
@@ -4783,7 +4783,7 @@
           </w:tcPr>
           <w:p>
             <w:r>
-              <w:t>frcs</w:t>
+              <w:t>mrcs</w:t>
             </w:r>
           </w:p>
         </w:tc>
@@ -4793,7 +4793,7 @@
           </w:tcPr>
           <w:p>
             <w:r>
-              <w:t>Treat this pattern as the reason a medial injury alongside a cruciate tear sometimes needs surgery.</w:t>
+              <w:t>Examine in full extension to detect corner involvement.</w:t>
             </w:r>
           </w:p>
         </w:tc>
@@ -4829,7 +4829,7 @@
           </w:tcPr>
           <w:p>
             <w:r>
-              <w:t>3.9.7-P5</w:t>
+              <w:t>3.9.6-P2</w:t>
             </w:r>
           </w:p>
         </w:tc>
@@ -4839,7 +4839,7 @@
           </w:tcPr>
           <w:p>
             <w:r>
-              <w:t>3.9.7</w:t>
+              <w:t>3.9.6</w:t>
             </w:r>
           </w:p>
         </w:tc>
@@ -4849,7 +4849,7 @@
           </w:tcPr>
           <w:p>
             <w:r>
-              <w:t>frcs</w:t>
+              <w:t>mrcs</w:t>
             </w:r>
           </w:p>
         </w:tc>
@@ -4859,7 +4859,7 @@
           </w:tcPr>
           <w:p>
             <w:r>
-              <w:t>Assess anteromedial rotation under anaesthetic after cruciate fixation.</w:t>
+              <w:t>Expect a combined superficial and corner injury to be considerably more lax than either alone.</w:t>
             </w:r>
           </w:p>
         </w:tc>
@@ -4895,7 +4895,7 @@
           </w:tcPr>
           <w:p>
             <w:r>
-              <w:t>3.9.7-P6</w:t>
+              <w:t>3.9.6-P3</w:t>
             </w:r>
           </w:p>
         </w:tc>
@@ -4905,7 +4905,7 @@
           </w:tcPr>
           <w:p>
             <w:r>
-              <w:t>3.9.7</w:t>
+              <w:t>3.9.6</w:t>
             </w:r>
           </w:p>
         </w:tc>
@@ -4915,7 +4915,7 @@
           </w:tcPr>
           <w:p>
             <w:r>
-              <w:t>frcs</w:t>
+              <w:t>mrcs</w:t>
             </w:r>
           </w:p>
         </w:tc>
@@ -4925,7 +4925,7 @@
           </w:tcPr>
           <w:p>
             <w:r>
-              <w:t>Address the medial side at the same sitting where rotatory laxity persists.</w:t>
+              <w:t>Treat the corner as a unit clinically, since no test separates its members.</w:t>
             </w:r>
           </w:p>
         </w:tc>
@@ -4961,7 +4961,7 @@
           </w:tcPr>
           <w:p>
             <w:r>
-              <w:t>3.9.8-P1</w:t>
+              <w:t>3.9.6-P4</w:t>
             </w:r>
           </w:p>
         </w:tc>
@@ -4971,7 +4971,7 @@
           </w:tcPr>
           <w:p>
             <w:r>
-              <w:t>3.9.8</w:t>
+              <w:t>3.9.6</w:t>
             </w:r>
           </w:p>
         </w:tc>
@@ -4991,7 +4991,7 @@
           </w:tcPr>
           <w:p>
             <w:r>
-              <w:t>Repair rather than reconstruction is possible acutely, particularly for a displaced distal avulsion.</w:t>
+              <w:t>Read apportionment figures within the corner as less settled than those between corner and superficial ligament.</w:t>
             </w:r>
           </w:p>
         </w:tc>
@@ -5027,7 +5027,7 @@
           </w:tcPr>
           <w:p>
             <w:r>
-              <w:t>3.9.8-P2</w:t>
+              <w:t>3.9.6-P5</w:t>
             </w:r>
           </w:p>
         </w:tc>
@@ -5037,7 +5037,7 @@
           </w:tcPr>
           <w:p>
             <w:r>
-              <w:t>3.9.8</w:t>
+              <w:t>3.9.6</w:t>
             </w:r>
           </w:p>
         </w:tc>
@@ -5047,7 +5047,7 @@
           </w:tcPr>
           <w:p>
             <w:r>
-              <w:t>mrcs</w:t>
+              <w:t>frcs</w:t>
             </w:r>
           </w:p>
         </w:tc>
@@ -5057,7 +5057,7 @@
           </w:tcPr>
           <w:p>
             <w:r>
-              <w:t>Place both limbs anatomically, since position sets the pattern.</w:t>
+              <w:t>Treat the corner as the structure that decides the medial side's management.</w:t>
             </w:r>
           </w:p>
         </w:tc>
@@ -5093,7 +5093,7 @@
           </w:tcPr>
           <w:p>
             <w:r>
-              <w:t>3.9.8-P3</w:t>
+              <w:t>3.9.7-P1</w:t>
             </w:r>
           </w:p>
         </w:tc>
@@ -5103,7 +5103,7 @@
           </w:tcPr>
           <w:p>
             <w:r>
-              <w:t>3.9.8</w:t>
+              <w:t>3.9.7</w:t>
             </w:r>
           </w:p>
         </w:tc>
@@ -5123,7 +5123,7 @@
           </w:tcPr>
           <w:p>
             <w:r>
-              <w:t>Check flexion after fixation, since over-constraint presents that way.</w:t>
+              <w:t>Use the dial test at 30 and 90 degrees to separate medial from lateral rotatory involvement.</w:t>
             </w:r>
           </w:p>
         </w:tc>
@@ -5159,7 +5159,7 @@
           </w:tcPr>
           <w:p>
             <w:r>
-              <w:t>3.9.8-P4</w:t>
+              <w:t>3.9.7-P2</w:t>
             </w:r>
           </w:p>
         </w:tc>
@@ -5169,7 +5169,7 @@
           </w:tcPr>
           <w:p>
             <w:r>
-              <w:t>3.9.8</w:t>
+              <w:t>3.9.7</w:t>
             </w:r>
           </w:p>
         </w:tc>
@@ -5189,7 +5189,7 @@
           </w:tcPr>
           <w:p>
             <w:r>
-              <w:t>Consider acute repair where a displaced distal avulsion is present.</w:t>
+              <w:t>Expect the pattern to be clearest under anaesthetic.</w:t>
             </w:r>
           </w:p>
         </w:tc>
@@ -5225,7 +5225,7 @@
           </w:tcPr>
           <w:p>
             <w:r>
-              <w:t>3.9.8-P5</w:t>
+              <w:t>3.9.7-P3</w:t>
             </w:r>
           </w:p>
         </w:tc>
@@ -5235,7 +5235,7 @@
           </w:tcPr>
           <w:p>
             <w:r>
-              <w:t>3.9.8</w:t>
+              <w:t>3.9.7</w:t>
             </w:r>
           </w:p>
         </w:tc>
@@ -5245,7 +5245,7 @@
           </w:tcPr>
           <w:p>
             <w:r>
-              <w:t>frcs</w:t>
+              <w:t>mrcs</w:t>
             </w:r>
           </w:p>
         </w:tc>
@@ -5255,7 +5255,7 @@
           </w:tcPr>
           <w:p>
             <w:r>
-              <w:t>Treat the indication as the harder question than the technique.</w:t>
+              <w:t>Treat the pattern as implying corner involvement.</w:t>
             </w:r>
           </w:p>
         </w:tc>
@@ -5291,7 +5291,7 @@
           </w:tcPr>
           <w:p>
             <w:r>
-              <w:t>3.9.8-P6</w:t>
+              <w:t>3.9.7-P4</w:t>
             </w:r>
           </w:p>
         </w:tc>
@@ -5301,7 +5301,7 @@
           </w:tcPr>
           <w:p>
             <w:r>
-              <w:t>3.9.8</w:t>
+              <w:t>3.9.7</w:t>
             </w:r>
           </w:p>
         </w:tc>
@@ -5311,7 +5311,7 @@
           </w:tcPr>
           <w:p>
             <w:r>
-              <w:t>fellowship</w:t>
+              <w:t>frcs</w:t>
             </w:r>
           </w:p>
         </w:tc>
@@ -5321,7 +5321,7 @@
           </w:tcPr>
           <w:p>
             <w:r>
-              <w:t>Localise the deformity to the femur or the tibia before planning.</w:t>
+              <w:t>Treat this pattern as the reason a medial injury alongside a cruciate tear sometimes needs surgery.</w:t>
             </w:r>
           </w:p>
         </w:tc>
@@ -5357,7 +5357,7 @@
           </w:tcPr>
           <w:p>
             <w:r>
-              <w:t>3.9.9-P1</w:t>
+              <w:t>3.9.7-P5</w:t>
             </w:r>
           </w:p>
         </w:tc>
@@ -5367,7 +5367,7 @@
           </w:tcPr>
           <w:p>
             <w:r>
-              <w:t>3.9.9</w:t>
+              <w:t>3.9.7</w:t>
             </w:r>
           </w:p>
         </w:tc>
@@ -5377,7 +5377,7 @@
           </w:tcPr>
           <w:p>
             <w:r>
-              <w:t>mrcs</w:t>
+              <w:t>frcs</w:t>
             </w:r>
           </w:p>
         </w:tc>
@@ -5387,7 +5387,7 @@
           </w:tcPr>
           <w:p>
             <w:r>
-              <w:t>Order dependence is the standing limitation, and it is larger where structures are adjacent capsular layers.</w:t>
+              <w:t>Assess anteromedial rotation under anaesthetic after cruciate fixation.</w:t>
             </w:r>
           </w:p>
         </w:tc>
@@ -5423,7 +5423,7 @@
           </w:tcPr>
           <w:p>
             <w:r>
-              <w:t>3.9.9-P2</w:t>
+              <w:t>3.9.7-P6</w:t>
             </w:r>
           </w:p>
         </w:tc>
@@ -5433,7 +5433,7 @@
           </w:tcPr>
           <w:p>
             <w:r>
-              <w:t>3.9.9</w:t>
+              <w:t>3.9.7</w:t>
             </w:r>
           </w:p>
         </w:tc>
@@ -5443,7 +5443,7 @@
           </w:tcPr>
           <w:p>
             <w:r>
-              <w:t>mrcs</w:t>
+              <w:t>frcs</w:t>
             </w:r>
           </w:p>
         </w:tc>
@@ -5453,7 +5453,7 @@
           </w:tcPr>
           <w:p>
             <w:r>
-              <w:t>Examine at full extension and at 20 to 30 degrees deliberately, as a sampling strategy.</w:t>
+              <w:t>Address the medial side at the same sitting where rotatory laxity persists.</w:t>
             </w:r>
           </w:p>
         </w:tc>
@@ -5489,7 +5489,7 @@
           </w:tcPr>
           <w:p>
             <w:r>
-              <w:t>3.9.9-P3</w:t>
+              <w:t>3.9.7-P7</w:t>
             </w:r>
           </w:p>
         </w:tc>
@@ -5499,7 +5499,7 @@
           </w:tcPr>
           <w:p>
             <w:r>
-              <w:t>3.9.9</w:t>
+              <w:t>3.9.7</w:t>
             </w:r>
           </w:p>
         </w:tc>
@@ -5509,7 +5509,7 @@
           </w:tcPr>
           <w:p>
             <w:r>
-              <w:t>mrcs</w:t>
+              <w:t>frcs</w:t>
             </w:r>
           </w:p>
         </w:tc>
@@ -5519,7 +5519,7 @@
           </w:tcPr>
           <w:p>
             <w:r>
-              <w:t>Expect order dependence to be worse where the structures are adjacent capsular layers.</w:t>
+              <w:t>Correct valgus alignment where it loads the medial reconstruction.</w:t>
             </w:r>
           </w:p>
         </w:tc>
@@ -5555,7 +5555,7 @@
           </w:tcPr>
           <w:p>
             <w:r>
-              <w:t>3.9.9-P4</w:t>
+              <w:t>3.9.7-P8</w:t>
             </w:r>
           </w:p>
         </w:tc>
@@ -5565,7 +5565,7 @@
           </w:tcPr>
           <w:p>
             <w:r>
-              <w:t>3.9.9</w:t>
+              <w:t>3.9.7</w:t>
             </w:r>
           </w:p>
         </w:tc>
@@ -5585,7 +5585,7 @@
           </w:tcPr>
           <w:p>
             <w:r>
-              <w:t>Treat the angle dependence as the thing that makes a medial reconstruction a two limb operation and the thing that makes tensioning angles matter.</w:t>
+              <w:t>Accept that the rotatory component cannot be quantified clinically.</w:t>
             </w:r>
           </w:p>
         </w:tc>
@@ -5621,7 +5621,7 @@
           </w:tcPr>
           <w:p>
             <w:r>
-              <w:t>3.9.9-P5</w:t>
+              <w:t>3.9.8-P1</w:t>
             </w:r>
           </w:p>
         </w:tc>
@@ -5631,7 +5631,7 @@
           </w:tcPr>
           <w:p>
             <w:r>
-              <w:t>3.9.9</w:t>
+              <w:t>3.9.8</w:t>
             </w:r>
           </w:p>
         </w:tc>
@@ -5641,7 +5641,7 @@
           </w:tcPr>
           <w:p>
             <w:r>
-              <w:t>frcs</w:t>
+              <w:t>mrcs</w:t>
             </w:r>
           </w:p>
         </w:tc>
@@ -5651,7 +5651,7 @@
           </w:tcPr>
           <w:p>
             <w:r>
-              <w:t>Measure the postoperative result at both angles, not one.</w:t>
+              <w:t>Repair rather than reconstruction is possible acutely, particularly for a displaced distal avulsion.</w:t>
             </w:r>
           </w:p>
         </w:tc>
@@ -5687,7 +5687,7 @@
           </w:tcPr>
           <w:p>
             <w:r>
-              <w:t>3.9.9-P6</w:t>
+              <w:t>3.9.8-P2</w:t>
             </w:r>
           </w:p>
         </w:tc>
@@ -5697,7 +5697,7 @@
           </w:tcPr>
           <w:p>
             <w:r>
-              <w:t>3.9.9</w:t>
+              <w:t>3.9.8</w:t>
             </w:r>
           </w:p>
         </w:tc>
@@ -5707,7 +5707,7 @@
           </w:tcPr>
           <w:p>
             <w:r>
-              <w:t>frcs</w:t>
+              <w:t>mrcs</w:t>
             </w:r>
           </w:p>
         </w:tc>
@@ -5717,7 +5717,7 @@
           </w:tcPr>
           <w:p>
             <w:r>
-              <w:t>Expect a single limb construct to leave one angle less controlled.</w:t>
+              <w:t>Place both limbs anatomically, since position sets the pattern.</w:t>
             </w:r>
           </w:p>
         </w:tc>
@@ -5753,7 +5753,7 @@
           </w:tcPr>
           <w:p>
             <w:r>
-              <w:t>3.9.10-P1</w:t>
+              <w:t>3.9.8-P3</w:t>
             </w:r>
           </w:p>
         </w:tc>
@@ -5763,7 +5763,7 @@
           </w:tcPr>
           <w:p>
             <w:r>
-              <w:t>3.9.10</w:t>
+              <w:t>3.9.8</w:t>
             </w:r>
           </w:p>
         </w:tc>
@@ -5783,7 +5783,7 @@
           </w:tcPr>
           <w:p>
             <w:r>
-              <w:t>Address the medial side where laxity persists, since it loads the graft.</w:t>
+              <w:t>Check flexion after fixation, since over-constraint presents that way.</w:t>
             </w:r>
           </w:p>
         </w:tc>
@@ -5819,7 +5819,7 @@
           </w:tcPr>
           <w:p>
             <w:r>
-              <w:t>3.9.10-P2</w:t>
+              <w:t>3.9.8-P4</w:t>
             </w:r>
           </w:p>
         </w:tc>
@@ -5829,7 +5829,7 @@
           </w:tcPr>
           <w:p>
             <w:r>
-              <w:t>3.9.10</w:t>
+              <w:t>3.9.8</w:t>
             </w:r>
           </w:p>
         </w:tc>
@@ -5839,7 +5839,7 @@
           </w:tcPr>
           <w:p>
             <w:r>
-              <w:t>frcs</w:t>
+              <w:t>mrcs</w:t>
             </w:r>
           </w:p>
         </w:tc>
@@ -5849,7 +5849,7 @@
           </w:tcPr>
           <w:p>
             <w:r>
-              <w:t>Treat the sequencing as the decision and the mechanics as what informs it.</w:t>
+              <w:t>Consider acute repair where a displaced distal avulsion is present.</w:t>
             </w:r>
           </w:p>
         </w:tc>
@@ -5885,7 +5885,7 @@
           </w:tcPr>
           <w:p>
             <w:r>
-              <w:t>3.9.10-P3</w:t>
+              <w:t>3.9.8-P5</w:t>
             </w:r>
           </w:p>
         </w:tc>
@@ -5895,7 +5895,7 @@
           </w:tcPr>
           <w:p>
             <w:r>
-              <w:t>3.9.10</w:t>
+              <w:t>3.9.8</w:t>
             </w:r>
           </w:p>
         </w:tc>
@@ -5915,7 +5915,7 @@
           </w:tcPr>
           <w:p>
             <w:r>
-              <w:t>Restore motion before reconstructing the cruciate.</w:t>
+              <w:t>Treat the indication as the harder question than the technique.</w:t>
             </w:r>
           </w:p>
         </w:tc>
@@ -5951,7 +5951,7 @@
           </w:tcPr>
           <w:p>
             <w:r>
-              <w:t>3.9.10-P4</w:t>
+              <w:t>3.9.8-P6</w:t>
             </w:r>
           </w:p>
         </w:tc>
@@ -5961,7 +5961,7 @@
           </w:tcPr>
           <w:p>
             <w:r>
-              <w:t>3.9.10</w:t>
+              <w:t>3.9.8</w:t>
             </w:r>
           </w:p>
         </w:tc>
@@ -5981,7 +5981,7 @@
           </w:tcPr>
           <w:p>
             <w:r>
-              <w:t>Address the medial side at that sitting only if laxity persists.</w:t>
+              <w:t>Reserve the operation for failed healing, rotatory laxity or a displaced avulsion.</w:t>
             </w:r>
           </w:p>
         </w:tc>
@@ -6017,7 +6017,1063 @@
           </w:tcPr>
           <w:p>
             <w:r>
+              <w:t>3.9.8-P7</w:t>
+            </w:r>
+          </w:p>
+        </w:tc>
+        <w:tc>
+          <w:tcPr>
+            <w:tcW w:type="dxa" w:w="706"/>
+          </w:tcPr>
+          <w:p>
+            <w:r>
+              <w:t>3.9.8</w:t>
+            </w:r>
+          </w:p>
+        </w:tc>
+        <w:tc>
+          <w:tcPr>
+            <w:tcW w:type="dxa" w:w="988"/>
+          </w:tcPr>
+          <w:p>
+            <w:r>
+              <w:t>frcs</w:t>
+            </w:r>
+          </w:p>
+        </w:tc>
+        <w:tc>
+          <w:tcPr>
+            <w:tcW w:type="dxa" w:w="5927"/>
+          </w:tcPr>
+          <w:p>
+            <w:r>
+              <w:t>Correct valgus alignment where it would load the reconstruction.</w:t>
+            </w:r>
+          </w:p>
+        </w:tc>
+        <w:tc>
+          <w:tcPr>
+            <w:tcW w:type="dxa" w:w="1411"/>
+          </w:tcPr>
+          <w:p>
+            <w:r/>
+          </w:p>
+        </w:tc>
+        <w:tc>
+          <w:tcPr>
+            <w:tcW w:type="dxa" w:w="1835"/>
+          </w:tcPr>
+          <w:p>
+            <w:r/>
+          </w:p>
+        </w:tc>
+        <w:tc>
+          <w:tcPr>
+            <w:tcW w:type="dxa" w:w="2258"/>
+          </w:tcPr>
+          <w:p>
+            <w:r/>
+          </w:p>
+        </w:tc>
+      </w:tr>
+      <w:tr>
+        <w:tc>
+          <w:tcPr>
+            <w:tcW w:type="dxa" w:w="988"/>
+          </w:tcPr>
+          <w:p>
+            <w:r>
+              <w:t>3.9.8-P8</w:t>
+            </w:r>
+          </w:p>
+        </w:tc>
+        <w:tc>
+          <w:tcPr>
+            <w:tcW w:type="dxa" w:w="706"/>
+          </w:tcPr>
+          <w:p>
+            <w:r>
+              <w:t>3.9.8</w:t>
+            </w:r>
+          </w:p>
+        </w:tc>
+        <w:tc>
+          <w:tcPr>
+            <w:tcW w:type="dxa" w:w="988"/>
+          </w:tcPr>
+          <w:p>
+            <w:r>
+              <w:t>fellowship</w:t>
+            </w:r>
+          </w:p>
+        </w:tc>
+        <w:tc>
+          <w:tcPr>
+            <w:tcW w:type="dxa" w:w="5927"/>
+          </w:tcPr>
+          <w:p>
+            <w:r>
+              <w:t>Correct a valgus deformity before or with a medial reconstruction.</w:t>
+            </w:r>
+          </w:p>
+        </w:tc>
+        <w:tc>
+          <w:tcPr>
+            <w:tcW w:type="dxa" w:w="1411"/>
+          </w:tcPr>
+          <w:p>
+            <w:r/>
+          </w:p>
+        </w:tc>
+        <w:tc>
+          <w:tcPr>
+            <w:tcW w:type="dxa" w:w="1835"/>
+          </w:tcPr>
+          <w:p>
+            <w:r/>
+          </w:p>
+        </w:tc>
+        <w:tc>
+          <w:tcPr>
+            <w:tcW w:type="dxa" w:w="2258"/>
+          </w:tcPr>
+          <w:p>
+            <w:r/>
+          </w:p>
+        </w:tc>
+      </w:tr>
+      <w:tr>
+        <w:tc>
+          <w:tcPr>
+            <w:tcW w:type="dxa" w:w="988"/>
+          </w:tcPr>
+          <w:p>
+            <w:r>
+              <w:t>3.9.8-P9</w:t>
+            </w:r>
+          </w:p>
+        </w:tc>
+        <w:tc>
+          <w:tcPr>
+            <w:tcW w:type="dxa" w:w="706"/>
+          </w:tcPr>
+          <w:p>
+            <w:r>
+              <w:t>3.9.8</w:t>
+            </w:r>
+          </w:p>
+        </w:tc>
+        <w:tc>
+          <w:tcPr>
+            <w:tcW w:type="dxa" w:w="988"/>
+          </w:tcPr>
+          <w:p>
+            <w:r>
+              <w:t>fellowship</w:t>
+            </w:r>
+          </w:p>
+        </w:tc>
+        <w:tc>
+          <w:tcPr>
+            <w:tcW w:type="dxa" w:w="5927"/>
+          </w:tcPr>
+          <w:p>
+            <w:r>
+              <w:t>Localise the deformity to the femur or the tibia before planning.</w:t>
+            </w:r>
+          </w:p>
+        </w:tc>
+        <w:tc>
+          <w:tcPr>
+            <w:tcW w:type="dxa" w:w="1411"/>
+          </w:tcPr>
+          <w:p>
+            <w:r/>
+          </w:p>
+        </w:tc>
+        <w:tc>
+          <w:tcPr>
+            <w:tcW w:type="dxa" w:w="1835"/>
+          </w:tcPr>
+          <w:p>
+            <w:r/>
+          </w:p>
+        </w:tc>
+        <w:tc>
+          <w:tcPr>
+            <w:tcW w:type="dxa" w:w="2258"/>
+          </w:tcPr>
+          <w:p>
+            <w:r/>
+          </w:p>
+        </w:tc>
+      </w:tr>
+      <w:tr>
+        <w:tc>
+          <w:tcPr>
+            <w:tcW w:type="dxa" w:w="988"/>
+          </w:tcPr>
+          <w:p>
+            <w:r>
+              <w:t>3.9.9-P1</w:t>
+            </w:r>
+          </w:p>
+        </w:tc>
+        <w:tc>
+          <w:tcPr>
+            <w:tcW w:type="dxa" w:w="706"/>
+          </w:tcPr>
+          <w:p>
+            <w:r>
+              <w:t>3.9.9</w:t>
+            </w:r>
+          </w:p>
+        </w:tc>
+        <w:tc>
+          <w:tcPr>
+            <w:tcW w:type="dxa" w:w="988"/>
+          </w:tcPr>
+          <w:p>
+            <w:r>
+              <w:t>mrcs</w:t>
+            </w:r>
+          </w:p>
+        </w:tc>
+        <w:tc>
+          <w:tcPr>
+            <w:tcW w:type="dxa" w:w="5927"/>
+          </w:tcPr>
+          <w:p>
+            <w:r>
+              <w:t>Order dependence is the standing limitation, and it is larger where structures are adjacent capsular layers.</w:t>
+            </w:r>
+          </w:p>
+        </w:tc>
+        <w:tc>
+          <w:tcPr>
+            <w:tcW w:type="dxa" w:w="1411"/>
+          </w:tcPr>
+          <w:p>
+            <w:r/>
+          </w:p>
+        </w:tc>
+        <w:tc>
+          <w:tcPr>
+            <w:tcW w:type="dxa" w:w="1835"/>
+          </w:tcPr>
+          <w:p>
+            <w:r/>
+          </w:p>
+        </w:tc>
+        <w:tc>
+          <w:tcPr>
+            <w:tcW w:type="dxa" w:w="2258"/>
+          </w:tcPr>
+          <w:p>
+            <w:r/>
+          </w:p>
+        </w:tc>
+      </w:tr>
+      <w:tr>
+        <w:tc>
+          <w:tcPr>
+            <w:tcW w:type="dxa" w:w="988"/>
+          </w:tcPr>
+          <w:p>
+            <w:r>
+              <w:t>3.9.9-P2</w:t>
+            </w:r>
+          </w:p>
+        </w:tc>
+        <w:tc>
+          <w:tcPr>
+            <w:tcW w:type="dxa" w:w="706"/>
+          </w:tcPr>
+          <w:p>
+            <w:r>
+              <w:t>3.9.9</w:t>
+            </w:r>
+          </w:p>
+        </w:tc>
+        <w:tc>
+          <w:tcPr>
+            <w:tcW w:type="dxa" w:w="988"/>
+          </w:tcPr>
+          <w:p>
+            <w:r>
+              <w:t>mrcs</w:t>
+            </w:r>
+          </w:p>
+        </w:tc>
+        <w:tc>
+          <w:tcPr>
+            <w:tcW w:type="dxa" w:w="5927"/>
+          </w:tcPr>
+          <w:p>
+            <w:r>
+              <w:t>Examine at full extension and at 20 to 30 degrees deliberately, as a sampling strategy.</w:t>
+            </w:r>
+          </w:p>
+        </w:tc>
+        <w:tc>
+          <w:tcPr>
+            <w:tcW w:type="dxa" w:w="1411"/>
+          </w:tcPr>
+          <w:p>
+            <w:r/>
+          </w:p>
+        </w:tc>
+        <w:tc>
+          <w:tcPr>
+            <w:tcW w:type="dxa" w:w="1835"/>
+          </w:tcPr>
+          <w:p>
+            <w:r/>
+          </w:p>
+        </w:tc>
+        <w:tc>
+          <w:tcPr>
+            <w:tcW w:type="dxa" w:w="2258"/>
+          </w:tcPr>
+          <w:p>
+            <w:r/>
+          </w:p>
+        </w:tc>
+      </w:tr>
+      <w:tr>
+        <w:tc>
+          <w:tcPr>
+            <w:tcW w:type="dxa" w:w="988"/>
+          </w:tcPr>
+          <w:p>
+            <w:r>
+              <w:t>3.9.9-P3</w:t>
+            </w:r>
+          </w:p>
+        </w:tc>
+        <w:tc>
+          <w:tcPr>
+            <w:tcW w:type="dxa" w:w="706"/>
+          </w:tcPr>
+          <w:p>
+            <w:r>
+              <w:t>3.9.9</w:t>
+            </w:r>
+          </w:p>
+        </w:tc>
+        <w:tc>
+          <w:tcPr>
+            <w:tcW w:type="dxa" w:w="988"/>
+          </w:tcPr>
+          <w:p>
+            <w:r>
+              <w:t>mrcs</w:t>
+            </w:r>
+          </w:p>
+        </w:tc>
+        <w:tc>
+          <w:tcPr>
+            <w:tcW w:type="dxa" w:w="5927"/>
+          </w:tcPr>
+          <w:p>
+            <w:r>
+              <w:t>Read differences between published figures as protocol differences.</w:t>
+            </w:r>
+          </w:p>
+        </w:tc>
+        <w:tc>
+          <w:tcPr>
+            <w:tcW w:type="dxa" w:w="1411"/>
+          </w:tcPr>
+          <w:p>
+            <w:r/>
+          </w:p>
+        </w:tc>
+        <w:tc>
+          <w:tcPr>
+            <w:tcW w:type="dxa" w:w="1835"/>
+          </w:tcPr>
+          <w:p>
+            <w:r/>
+          </w:p>
+        </w:tc>
+        <w:tc>
+          <w:tcPr>
+            <w:tcW w:type="dxa" w:w="2258"/>
+          </w:tcPr>
+          <w:p>
+            <w:r/>
+          </w:p>
+        </w:tc>
+      </w:tr>
+      <w:tr>
+        <w:tc>
+          <w:tcPr>
+            <w:tcW w:type="dxa" w:w="988"/>
+          </w:tcPr>
+          <w:p>
+            <w:r>
+              <w:t>3.9.9-P4</w:t>
+            </w:r>
+          </w:p>
+        </w:tc>
+        <w:tc>
+          <w:tcPr>
+            <w:tcW w:type="dxa" w:w="706"/>
+          </w:tcPr>
+          <w:p>
+            <w:r>
+              <w:t>3.9.9</w:t>
+            </w:r>
+          </w:p>
+        </w:tc>
+        <w:tc>
+          <w:tcPr>
+            <w:tcW w:type="dxa" w:w="988"/>
+          </w:tcPr>
+          <w:p>
+            <w:r>
+              <w:t>mrcs</w:t>
+            </w:r>
+          </w:p>
+        </w:tc>
+        <w:tc>
+          <w:tcPr>
+            <w:tcW w:type="dxa" w:w="5927"/>
+          </w:tcPr>
+          <w:p>
+            <w:r>
+              <w:t>Expect order dependence to be worse where the structures are adjacent capsular layers.</w:t>
+            </w:r>
+          </w:p>
+        </w:tc>
+        <w:tc>
+          <w:tcPr>
+            <w:tcW w:type="dxa" w:w="1411"/>
+          </w:tcPr>
+          <w:p>
+            <w:r/>
+          </w:p>
+        </w:tc>
+        <w:tc>
+          <w:tcPr>
+            <w:tcW w:type="dxa" w:w="1835"/>
+          </w:tcPr>
+          <w:p>
+            <w:r/>
+          </w:p>
+        </w:tc>
+        <w:tc>
+          <w:tcPr>
+            <w:tcW w:type="dxa" w:w="2258"/>
+          </w:tcPr>
+          <w:p>
+            <w:r/>
+          </w:p>
+        </w:tc>
+      </w:tr>
+      <w:tr>
+        <w:tc>
+          <w:tcPr>
+            <w:tcW w:type="dxa" w:w="988"/>
+          </w:tcPr>
+          <w:p>
+            <w:r>
+              <w:t>3.9.9-P5</w:t>
+            </w:r>
+          </w:p>
+        </w:tc>
+        <w:tc>
+          <w:tcPr>
+            <w:tcW w:type="dxa" w:w="706"/>
+          </w:tcPr>
+          <w:p>
+            <w:r>
+              <w:t>3.9.9</w:t>
+            </w:r>
+          </w:p>
+        </w:tc>
+        <w:tc>
+          <w:tcPr>
+            <w:tcW w:type="dxa" w:w="988"/>
+          </w:tcPr>
+          <w:p>
+            <w:r>
+              <w:t>frcs</w:t>
+            </w:r>
+          </w:p>
+        </w:tc>
+        <w:tc>
+          <w:tcPr>
+            <w:tcW w:type="dxa" w:w="5927"/>
+          </w:tcPr>
+          <w:p>
+            <w:r>
+              <w:t>Treat the angle dependence as the thing that makes a medial reconstruction a two limb operation and the thing that makes tensioning angles matter.</w:t>
+            </w:r>
+          </w:p>
+        </w:tc>
+        <w:tc>
+          <w:tcPr>
+            <w:tcW w:type="dxa" w:w="1411"/>
+          </w:tcPr>
+          <w:p>
+            <w:r/>
+          </w:p>
+        </w:tc>
+        <w:tc>
+          <w:tcPr>
+            <w:tcW w:type="dxa" w:w="1835"/>
+          </w:tcPr>
+          <w:p>
+            <w:r/>
+          </w:p>
+        </w:tc>
+        <w:tc>
+          <w:tcPr>
+            <w:tcW w:type="dxa" w:w="2258"/>
+          </w:tcPr>
+          <w:p>
+            <w:r/>
+          </w:p>
+        </w:tc>
+      </w:tr>
+      <w:tr>
+        <w:tc>
+          <w:tcPr>
+            <w:tcW w:type="dxa" w:w="988"/>
+          </w:tcPr>
+          <w:p>
+            <w:r>
+              <w:t>3.9.9-P6</w:t>
+            </w:r>
+          </w:p>
+        </w:tc>
+        <w:tc>
+          <w:tcPr>
+            <w:tcW w:type="dxa" w:w="706"/>
+          </w:tcPr>
+          <w:p>
+            <w:r>
+              <w:t>3.9.9</w:t>
+            </w:r>
+          </w:p>
+        </w:tc>
+        <w:tc>
+          <w:tcPr>
+            <w:tcW w:type="dxa" w:w="988"/>
+          </w:tcPr>
+          <w:p>
+            <w:r>
+              <w:t>frcs</w:t>
+            </w:r>
+          </w:p>
+        </w:tc>
+        <w:tc>
+          <w:tcPr>
+            <w:tcW w:type="dxa" w:w="5927"/>
+          </w:tcPr>
+          <w:p>
+            <w:r>
+              <w:t>Measure the postoperative result at both angles, not one.</w:t>
+            </w:r>
+          </w:p>
+        </w:tc>
+        <w:tc>
+          <w:tcPr>
+            <w:tcW w:type="dxa" w:w="1411"/>
+          </w:tcPr>
+          <w:p>
+            <w:r/>
+          </w:p>
+        </w:tc>
+        <w:tc>
+          <w:tcPr>
+            <w:tcW w:type="dxa" w:w="1835"/>
+          </w:tcPr>
+          <w:p>
+            <w:r/>
+          </w:p>
+        </w:tc>
+        <w:tc>
+          <w:tcPr>
+            <w:tcW w:type="dxa" w:w="2258"/>
+          </w:tcPr>
+          <w:p>
+            <w:r/>
+          </w:p>
+        </w:tc>
+      </w:tr>
+      <w:tr>
+        <w:tc>
+          <w:tcPr>
+            <w:tcW w:type="dxa" w:w="988"/>
+          </w:tcPr>
+          <w:p>
+            <w:r>
+              <w:t>3.9.9-P7</w:t>
+            </w:r>
+          </w:p>
+        </w:tc>
+        <w:tc>
+          <w:tcPr>
+            <w:tcW w:type="dxa" w:w="706"/>
+          </w:tcPr>
+          <w:p>
+            <w:r>
+              <w:t>3.9.9</w:t>
+            </w:r>
+          </w:p>
+        </w:tc>
+        <w:tc>
+          <w:tcPr>
+            <w:tcW w:type="dxa" w:w="988"/>
+          </w:tcPr>
+          <w:p>
+            <w:r>
+              <w:t>frcs</w:t>
+            </w:r>
+          </w:p>
+        </w:tc>
+        <w:tc>
+          <w:tcPr>
+            <w:tcW w:type="dxa" w:w="5927"/>
+          </w:tcPr>
+          <w:p>
+            <w:r>
+              <w:t>Expect a single limb construct to leave one angle less controlled.</w:t>
+            </w:r>
+          </w:p>
+        </w:tc>
+        <w:tc>
+          <w:tcPr>
+            <w:tcW w:type="dxa" w:w="1411"/>
+          </w:tcPr>
+          <w:p>
+            <w:r/>
+          </w:p>
+        </w:tc>
+        <w:tc>
+          <w:tcPr>
+            <w:tcW w:type="dxa" w:w="1835"/>
+          </w:tcPr>
+          <w:p>
+            <w:r/>
+          </w:p>
+        </w:tc>
+        <w:tc>
+          <w:tcPr>
+            <w:tcW w:type="dxa" w:w="2258"/>
+          </w:tcPr>
+          <w:p>
+            <w:r/>
+          </w:p>
+        </w:tc>
+      </w:tr>
+      <w:tr>
+        <w:tc>
+          <w:tcPr>
+            <w:tcW w:type="dxa" w:w="988"/>
+          </w:tcPr>
+          <w:p>
+            <w:r>
+              <w:t>3.9.9-P8</w:t>
+            </w:r>
+          </w:p>
+        </w:tc>
+        <w:tc>
+          <w:tcPr>
+            <w:tcW w:type="dxa" w:w="706"/>
+          </w:tcPr>
+          <w:p>
+            <w:r>
+              <w:t>3.9.9</w:t>
+            </w:r>
+          </w:p>
+        </w:tc>
+        <w:tc>
+          <w:tcPr>
+            <w:tcW w:type="dxa" w:w="988"/>
+          </w:tcPr>
+          <w:p>
+            <w:r>
+              <w:t>frcs</w:t>
+            </w:r>
+          </w:p>
+        </w:tc>
+        <w:tc>
+          <w:tcPr>
+            <w:tcW w:type="dxa" w:w="5927"/>
+          </w:tcPr>
+          <w:p>
+            <w:r>
+              <w:t>Accept that a residual laxity cannot be attributed to a specific limb.</w:t>
+            </w:r>
+          </w:p>
+        </w:tc>
+        <w:tc>
+          <w:tcPr>
+            <w:tcW w:type="dxa" w:w="1411"/>
+          </w:tcPr>
+          <w:p>
+            <w:r/>
+          </w:p>
+        </w:tc>
+        <w:tc>
+          <w:tcPr>
+            <w:tcW w:type="dxa" w:w="1835"/>
+          </w:tcPr>
+          <w:p>
+            <w:r/>
+          </w:p>
+        </w:tc>
+        <w:tc>
+          <w:tcPr>
+            <w:tcW w:type="dxa" w:w="2258"/>
+          </w:tcPr>
+          <w:p>
+            <w:r/>
+          </w:p>
+        </w:tc>
+      </w:tr>
+      <w:tr>
+        <w:tc>
+          <w:tcPr>
+            <w:tcW w:type="dxa" w:w="988"/>
+          </w:tcPr>
+          <w:p>
+            <w:r>
+              <w:t>3.9.10-P1</w:t>
+            </w:r>
+          </w:p>
+        </w:tc>
+        <w:tc>
+          <w:tcPr>
+            <w:tcW w:type="dxa" w:w="706"/>
+          </w:tcPr>
+          <w:p>
+            <w:r>
+              <w:t>3.9.10</w:t>
+            </w:r>
+          </w:p>
+        </w:tc>
+        <w:tc>
+          <w:tcPr>
+            <w:tcW w:type="dxa" w:w="988"/>
+          </w:tcPr>
+          <w:p>
+            <w:r>
+              <w:t>mrcs</w:t>
+            </w:r>
+          </w:p>
+        </w:tc>
+        <w:tc>
+          <w:tcPr>
+            <w:tcW w:type="dxa" w:w="5927"/>
+          </w:tcPr>
+          <w:p>
+            <w:r>
+              <w:t>Address the medial side where laxity persists, since it loads the graft.</w:t>
+            </w:r>
+          </w:p>
+        </w:tc>
+        <w:tc>
+          <w:tcPr>
+            <w:tcW w:type="dxa" w:w="1411"/>
+          </w:tcPr>
+          <w:p>
+            <w:r/>
+          </w:p>
+        </w:tc>
+        <w:tc>
+          <w:tcPr>
+            <w:tcW w:type="dxa" w:w="1835"/>
+          </w:tcPr>
+          <w:p>
+            <w:r/>
+          </w:p>
+        </w:tc>
+        <w:tc>
+          <w:tcPr>
+            <w:tcW w:type="dxa" w:w="2258"/>
+          </w:tcPr>
+          <w:p>
+            <w:r/>
+          </w:p>
+        </w:tc>
+      </w:tr>
+      <w:tr>
+        <w:tc>
+          <w:tcPr>
+            <w:tcW w:type="dxa" w:w="988"/>
+          </w:tcPr>
+          <w:p>
+            <w:r>
+              <w:t>3.9.10-P2</w:t>
+            </w:r>
+          </w:p>
+        </w:tc>
+        <w:tc>
+          <w:tcPr>
+            <w:tcW w:type="dxa" w:w="706"/>
+          </w:tcPr>
+          <w:p>
+            <w:r>
+              <w:t>3.9.10</w:t>
+            </w:r>
+          </w:p>
+        </w:tc>
+        <w:tc>
+          <w:tcPr>
+            <w:tcW w:type="dxa" w:w="988"/>
+          </w:tcPr>
+          <w:p>
+            <w:r>
+              <w:t>mrcs</w:t>
+            </w:r>
+          </w:p>
+        </w:tc>
+        <w:tc>
+          <w:tcPr>
+            <w:tcW w:type="dxa" w:w="5927"/>
+          </w:tcPr>
+          <w:p>
+            <w:r>
+              <w:t>Weigh the stiffness risk of early combined surgery against the laxity risk of delay.</w:t>
+            </w:r>
+          </w:p>
+        </w:tc>
+        <w:tc>
+          <w:tcPr>
+            <w:tcW w:type="dxa" w:w="1411"/>
+          </w:tcPr>
+          <w:p>
+            <w:r/>
+          </w:p>
+        </w:tc>
+        <w:tc>
+          <w:tcPr>
+            <w:tcW w:type="dxa" w:w="1835"/>
+          </w:tcPr>
+          <w:p>
+            <w:r/>
+          </w:p>
+        </w:tc>
+        <w:tc>
+          <w:tcPr>
+            <w:tcW w:type="dxa" w:w="2258"/>
+          </w:tcPr>
+          <w:p>
+            <w:r/>
+          </w:p>
+        </w:tc>
+      </w:tr>
+      <w:tr>
+        <w:tc>
+          <w:tcPr>
+            <w:tcW w:type="dxa" w:w="988"/>
+          </w:tcPr>
+          <w:p>
+            <w:r>
+              <w:t>3.9.10-P3</w:t>
+            </w:r>
+          </w:p>
+        </w:tc>
+        <w:tc>
+          <w:tcPr>
+            <w:tcW w:type="dxa" w:w="706"/>
+          </w:tcPr>
+          <w:p>
+            <w:r>
+              <w:t>3.9.10</w:t>
+            </w:r>
+          </w:p>
+        </w:tc>
+        <w:tc>
+          <w:tcPr>
+            <w:tcW w:type="dxa" w:w="988"/>
+          </w:tcPr>
+          <w:p>
+            <w:r>
+              <w:t>frcs</w:t>
+            </w:r>
+          </w:p>
+        </w:tc>
+        <w:tc>
+          <w:tcPr>
+            <w:tcW w:type="dxa" w:w="5927"/>
+          </w:tcPr>
+          <w:p>
+            <w:r>
+              <w:t>Treat the sequencing as the decision and the mechanics as what informs it.</w:t>
+            </w:r>
+          </w:p>
+        </w:tc>
+        <w:tc>
+          <w:tcPr>
+            <w:tcW w:type="dxa" w:w="1411"/>
+          </w:tcPr>
+          <w:p>
+            <w:r/>
+          </w:p>
+        </w:tc>
+        <w:tc>
+          <w:tcPr>
+            <w:tcW w:type="dxa" w:w="1835"/>
+          </w:tcPr>
+          <w:p>
+            <w:r/>
+          </w:p>
+        </w:tc>
+        <w:tc>
+          <w:tcPr>
+            <w:tcW w:type="dxa" w:w="2258"/>
+          </w:tcPr>
+          <w:p>
+            <w:r/>
+          </w:p>
+        </w:tc>
+      </w:tr>
+      <w:tr>
+        <w:tc>
+          <w:tcPr>
+            <w:tcW w:type="dxa" w:w="988"/>
+          </w:tcPr>
+          <w:p>
+            <w:r>
+              <w:t>3.9.10-P4</w:t>
+            </w:r>
+          </w:p>
+        </w:tc>
+        <w:tc>
+          <w:tcPr>
+            <w:tcW w:type="dxa" w:w="706"/>
+          </w:tcPr>
+          <w:p>
+            <w:r>
+              <w:t>3.9.10</w:t>
+            </w:r>
+          </w:p>
+        </w:tc>
+        <w:tc>
+          <w:tcPr>
+            <w:tcW w:type="dxa" w:w="988"/>
+          </w:tcPr>
+          <w:p>
+            <w:r>
+              <w:t>frcs</w:t>
+            </w:r>
+          </w:p>
+        </w:tc>
+        <w:tc>
+          <w:tcPr>
+            <w:tcW w:type="dxa" w:w="5927"/>
+          </w:tcPr>
+          <w:p>
+            <w:r>
+              <w:t>Restore motion before reconstructing the cruciate.</w:t>
+            </w:r>
+          </w:p>
+        </w:tc>
+        <w:tc>
+          <w:tcPr>
+            <w:tcW w:type="dxa" w:w="1411"/>
+          </w:tcPr>
+          <w:p>
+            <w:r/>
+          </w:p>
+        </w:tc>
+        <w:tc>
+          <w:tcPr>
+            <w:tcW w:type="dxa" w:w="1835"/>
+          </w:tcPr>
+          <w:p>
+            <w:r/>
+          </w:p>
+        </w:tc>
+        <w:tc>
+          <w:tcPr>
+            <w:tcW w:type="dxa" w:w="2258"/>
+          </w:tcPr>
+          <w:p>
+            <w:r/>
+          </w:p>
+        </w:tc>
+      </w:tr>
+      <w:tr>
+        <w:tc>
+          <w:tcPr>
+            <w:tcW w:type="dxa" w:w="988"/>
+          </w:tcPr>
+          <w:p>
+            <w:r>
               <w:t>3.9.10-P5</w:t>
+            </w:r>
+          </w:p>
+        </w:tc>
+        <w:tc>
+          <w:tcPr>
+            <w:tcW w:type="dxa" w:w="706"/>
+          </w:tcPr>
+          <w:p>
+            <w:r>
+              <w:t>3.9.10</w:t>
+            </w:r>
+          </w:p>
+        </w:tc>
+        <w:tc>
+          <w:tcPr>
+            <w:tcW w:type="dxa" w:w="988"/>
+          </w:tcPr>
+          <w:p>
+            <w:r>
+              <w:t>frcs</w:t>
+            </w:r>
+          </w:p>
+        </w:tc>
+        <w:tc>
+          <w:tcPr>
+            <w:tcW w:type="dxa" w:w="5927"/>
+          </w:tcPr>
+          <w:p>
+            <w:r>
+              <w:t>Address the medial side at that sitting only if laxity persists.</w:t>
+            </w:r>
+          </w:p>
+        </w:tc>
+        <w:tc>
+          <w:tcPr>
+            <w:tcW w:type="dxa" w:w="1411"/>
+          </w:tcPr>
+          <w:p>
+            <w:r/>
+          </w:p>
+        </w:tc>
+        <w:tc>
+          <w:tcPr>
+            <w:tcW w:type="dxa" w:w="1835"/>
+          </w:tcPr>
+          <w:p>
+            <w:r/>
+          </w:p>
+        </w:tc>
+        <w:tc>
+          <w:tcPr>
+            <w:tcW w:type="dxa" w:w="2258"/>
+          </w:tcPr>
+          <w:p>
+            <w:r/>
+          </w:p>
+        </w:tc>
+      </w:tr>
+      <w:tr>
+        <w:tc>
+          <w:tcPr>
+            <w:tcW w:type="dxa" w:w="988"/>
+          </w:tcPr>
+          <w:p>
+            <w:r>
+              <w:t>3.9.10-P6</w:t>
             </w:r>
           </w:p>
         </w:tc>

--- a/docs/review/packs/chapter-3.9.docx
+++ b/docs/review/packs/chapter-3.9.docx
@@ -285,7 +285,7 @@
           </w:tcPr>
           <w:p>
             <w:r>
-              <w:t>69</w:t>
+              <w:t>70</w:t>
             </w:r>
           </w:p>
         </w:tc>
@@ -6377,7 +6377,7 @@
           </w:tcPr>
           <w:p>
             <w:r>
-              <w:t>Read differences between published figures as protocol differences.</w:t>
+              <w:t>Record the angle with any laxity finding.</w:t>
             </w:r>
           </w:p>
         </w:tc>
@@ -6443,7 +6443,7 @@
           </w:tcPr>
           <w:p>
             <w:r>
-              <w:t>Expect order dependence to be worse where the structures are adjacent capsular layers.</w:t>
+              <w:t>Read differences between published figures as protocol differences.</w:t>
             </w:r>
           </w:p>
         </w:tc>
@@ -6499,7 +6499,7 @@
           </w:tcPr>
           <w:p>
             <w:r>
-              <w:t>frcs</w:t>
+              <w:t>mrcs</w:t>
             </w:r>
           </w:p>
         </w:tc>
@@ -6509,7 +6509,7 @@
           </w:tcPr>
           <w:p>
             <w:r>
-              <w:t>Treat the angle dependence as the thing that makes a medial reconstruction a two limb operation and the thing that makes tensioning angles matter.</w:t>
+              <w:t>Expect order dependence to be worse where the structures are adjacent capsular layers.</w:t>
             </w:r>
           </w:p>
         </w:tc>
@@ -6575,7 +6575,7 @@
           </w:tcPr>
           <w:p>
             <w:r>
-              <w:t>Measure the postoperative result at both angles, not one.</w:t>
+              <w:t>Treat the angle dependence as the thing that makes a medial reconstruction a two limb operation and the thing that makes tensioning angles matter.</w:t>
             </w:r>
           </w:p>
         </w:tc>
@@ -6641,7 +6641,7 @@
           </w:tcPr>
           <w:p>
             <w:r>
-              <w:t>Expect a single limb construct to leave one angle less controlled.</w:t>
+              <w:t>Measure the postoperative result at both angles, not one.</w:t>
             </w:r>
           </w:p>
         </w:tc>
@@ -6678,6 +6678,72 @@
           <w:p>
             <w:r>
               <w:t>3.9.9-P8</w:t>
+            </w:r>
+          </w:p>
+        </w:tc>
+        <w:tc>
+          <w:tcPr>
+            <w:tcW w:type="dxa" w:w="706"/>
+          </w:tcPr>
+          <w:p>
+            <w:r>
+              <w:t>3.9.9</w:t>
+            </w:r>
+          </w:p>
+        </w:tc>
+        <w:tc>
+          <w:tcPr>
+            <w:tcW w:type="dxa" w:w="988"/>
+          </w:tcPr>
+          <w:p>
+            <w:r>
+              <w:t>frcs</w:t>
+            </w:r>
+          </w:p>
+        </w:tc>
+        <w:tc>
+          <w:tcPr>
+            <w:tcW w:type="dxa" w:w="5927"/>
+          </w:tcPr>
+          <w:p>
+            <w:r>
+              <w:t>Expect a single limb construct to leave one angle less controlled.</w:t>
+            </w:r>
+          </w:p>
+        </w:tc>
+        <w:tc>
+          <w:tcPr>
+            <w:tcW w:type="dxa" w:w="1411"/>
+          </w:tcPr>
+          <w:p>
+            <w:r/>
+          </w:p>
+        </w:tc>
+        <w:tc>
+          <w:tcPr>
+            <w:tcW w:type="dxa" w:w="1835"/>
+          </w:tcPr>
+          <w:p>
+            <w:r/>
+          </w:p>
+        </w:tc>
+        <w:tc>
+          <w:tcPr>
+            <w:tcW w:type="dxa" w:w="2258"/>
+          </w:tcPr>
+          <w:p>
+            <w:r/>
+          </w:p>
+        </w:tc>
+      </w:tr>
+      <w:tr>
+        <w:tc>
+          <w:tcPr>
+            <w:tcW w:type="dxa" w:w="988"/>
+          </w:tcPr>
+          <w:p>
+            <w:r>
+              <w:t>3.9.9-P9</w:t>
             </w:r>
           </w:p>
         </w:tc>
